--- a/data/revised_2026-10_full/tracked/v2/Core_Mathematics/SS2.5_Area_of_Polygons/Core_Mathematics_Area_of_Polygons_SummaryTable_TRACKED.docx
+++ b/data/revised_2026-10_full/tracked/v2/Core_Mathematics/SS2.5_Area_of_Polygons/Core_Mathematics_Area_of_Polygons_SummaryTable_TRACKED.docx
@@ -769,7 +769,7 @@
               </w:rPr>
               <w:t xml:space="preserve">Learners derived and applied the four area formulae: parallelogram A = bh; rhombus A = ½d₁d₂; trapezium A = ½(a+b)h; kite A = ½d₁d₂. They learned that the perpendicular height (not the slant side) must be used in the parallelogram and trapezium formulae, and that the rhombus and kite share a formula because </w:t>
             </w:r>
-            <w:del w:id="9001" w:author="Claude (AI) - proposed" w:date="2026-10-15T20:14:16Z">
+            <w:del w:id="9001" w:author="Claude (AI) - proposed" w:date="2026-10-18T00:27:44Z">
               <w:r>
                 <w:rPr>
                   <w:rFonts w:ascii="Arial" w:cs="Arial" w:eastAsia="Arial" w:hAnsi="Arial"/>
@@ -784,7 +784,7 @@
                 <w:delText xml:space="preserve">both are fully determined by their two</w:delText>
               </w:r>
             </w:del>
-            <w:ins w:id="9002" w:author="Claude (AI) - proposed" w:date="2026-10-15T20:14:16Z">
+            <w:ins w:id="9002" w:author="Claude (AI) - proposed" w:date="2026-10-18T00:27:44Z">
               <w:r>
                 <w:rPr>
                   <w:rFonts w:ascii="Arial" w:cs="Arial" w:eastAsia="Arial" w:hAnsi="Arial"/>
@@ -1428,7 +1428,7 @@
               </w:rPr>
               <w:t xml:space="preserve">Any irregular polygon with n sides can be divided into exactly (n−2) non-overlapping triangles by drawing diagonals from one reference vertex to all non-adjacent vertices. The total area of the polygon equals the sum of the areas of these triangles (A = ½b₁h₁ + ½b₂h₂ + … + ½b_{n-2}h_{n-2}). When working from a scale diagram, areas must be converted using the square of the linear scale factor (if 1 cm represents k metres, then 1 cm² represents k² square metres). Discrepancies between group results arise from measurement error or incorrect perpendicular height identification, not from the method itself. </w:t>
             </w:r>
-            <w:ins w:id="9003" w:author="Claude (AI) - proposed" w:date="2026-10-15T20:14:16Z">
+            <w:ins w:id="9003" w:author="Claude (AI) - proposed" w:date="2026-10-18T00:27:44Z">
               <w:r>
                 <w:rPr>
                   <w:rFonts w:ascii="Arial" w:cs="Arial" w:eastAsia="Arial" w:hAnsi="Arial"/>
@@ -1919,7 +1919,7 @@
         </w:rPr>
         <w:t xml:space="preserve">© 2026 SeaVuria and ARES. This work is licensed under a </w:t>
       </w:r>
-      <w:hyperlink w:history="1" r:id="rIdh04m425hlu_axiaxjg-ka">
+      <w:hyperlink w:history="1" r:id="rId9ew6wr47ww-g5dskvghk4">
         <w:r>
           <w:rPr>
             <w:rFonts w:ascii="Arial" w:cs="Arial" w:eastAsia="Arial" w:hAnsi="Arial"/>
@@ -1939,7 +1939,7 @@
         </w:rPr>
         <w:t xml:space="preserve"> (</w:t>
       </w:r>
-      <w:hyperlink w:history="1" r:id="rIdlmiyxrywrgsa8ne8dgt-v">
+      <w:hyperlink w:history="1" r:id="rIdy19x19opjobnupptrkcu3">
         <w:r>
           <w:rPr>
             <w:rFonts w:ascii="Arial" w:cs="Arial" w:eastAsia="Arial" w:hAnsi="Arial"/>
@@ -1959,7 +1959,7 @@
         </w:rPr>
         <w:t xml:space="preserve">). To view a copy of this license, visit </w:t>
       </w:r>
-      <w:hyperlink w:history="1" r:id="rId2esoln3jwjmh62gqmawls">
+      <w:hyperlink w:history="1" r:id="rIdsq2qlm9ckmkjlol49vuk4">
         <w:r>
           <w:rPr>
             <w:rFonts w:ascii="Arial" w:cs="Arial" w:eastAsia="Arial" w:hAnsi="Arial"/>
